--- a/lessions/0006_2.docx
+++ b/lessions/0006_2.docx
@@ -324,7 +324,19 @@
         <w:rPr>
           <w:rFonts w:ascii="Times New Roman" w:hAnsi="Times New Roman" w:cs="Times New Roman"/>
         </w:rPr>
-        <w:t>Half = 3 phút</w:t>
+        <w:t>Half = 3</w:t>
+      </w:r>
+      <w:r>
+        <w:rPr>
+          <w:rFonts w:ascii="Times New Roman" w:hAnsi="Times New Roman" w:cs="Times New Roman"/>
+        </w:rPr>
+        <w:t>0</w:t>
+      </w:r>
+      <w:r>
+        <w:rPr>
+          <w:rFonts w:ascii="Times New Roman" w:hAnsi="Times New Roman" w:cs="Times New Roman"/>
+        </w:rPr>
+        <w:t xml:space="preserve"> phút</w:t>
       </w:r>
     </w:p>
     <w:p>
@@ -754,7 +766,26 @@
         <w:rPr>
           <w:rFonts w:ascii="Times New Roman" w:hAnsi="Times New Roman" w:cs="Times New Roman"/>
         </w:rPr>
-        <w:t>10 tenth</w:t>
+        <w:t>10</w:t>
+      </w:r>
+      <w:r>
+        <w:rPr>
+          <w:rFonts w:ascii="Times New Roman" w:hAnsi="Times New Roman" w:cs="Times New Roman"/>
+          <w:vertAlign w:val="superscript"/>
+        </w:rPr>
+        <w:t>th</w:t>
+      </w:r>
+      <w:r>
+        <w:rPr>
+          <w:rFonts w:ascii="Times New Roman" w:hAnsi="Times New Roman" w:cs="Times New Roman"/>
+        </w:rPr>
+        <w:t xml:space="preserve"> -&gt;</w:t>
+      </w:r>
+      <w:r>
+        <w:rPr>
+          <w:rFonts w:ascii="Times New Roman" w:hAnsi="Times New Roman" w:cs="Times New Roman"/>
+        </w:rPr>
+        <w:t xml:space="preserve"> tenth</w:t>
       </w:r>
     </w:p>
     <w:p>
@@ -1282,6 +1313,12 @@
           <w:rFonts w:ascii="Times New Roman" w:hAnsi="Times New Roman" w:cs="Times New Roman"/>
         </w:rPr>
         <w:t>Half = 30</w:t>
+      </w:r>
+      <w:r>
+        <w:rPr>
+          <w:rFonts w:ascii="Times New Roman" w:hAnsi="Times New Roman" w:cs="Times New Roman"/>
+        </w:rPr>
+        <w:t xml:space="preserve"> phút</w:t>
       </w:r>
     </w:p>
     <w:p>

--- a/lessions/0006_2.docx
+++ b/lessions/0006_2.docx
@@ -155,7 +155,110 @@
         <w:rPr>
           <w:rFonts w:ascii="Times New Roman" w:hAnsi="Times New Roman" w:cs="Times New Roman"/>
         </w:rPr>
-        <w:t>It’s + giờ + past + giờ.</w:t>
+        <w:t>It’s + giờ + ‘clock</w:t>
+      </w:r>
+    </w:p>
+    <w:p>
+      <w:pPr>
+        <w:rPr>
+          <w:rFonts w:ascii="Times New Roman" w:hAnsi="Times New Roman" w:cs="Times New Roman"/>
+        </w:rPr>
+      </w:pPr>
+      <w:r>
+        <w:rPr>
+          <w:rFonts w:ascii="Times New Roman" w:hAnsi="Times New Roman" w:cs="Times New Roman"/>
+        </w:rPr>
+        <w:t>Ví dụ</w:t>
+      </w:r>
+    </w:p>
+    <w:p>
+      <w:pPr>
+        <w:rPr>
+          <w:rFonts w:ascii="Times New Roman" w:hAnsi="Times New Roman" w:cs="Times New Roman"/>
+        </w:rPr>
+      </w:pPr>
+      <w:r>
+        <w:rPr>
+          <w:rFonts w:ascii="Times New Roman" w:hAnsi="Times New Roman" w:cs="Times New Roman"/>
+        </w:rPr>
+        <w:t>It’s one o’clock: Bây giờ là 1 giờ</w:t>
+      </w:r>
+    </w:p>
+    <w:p>
+      <w:pPr>
+        <w:rPr>
+          <w:rFonts w:ascii="Times New Roman" w:hAnsi="Times New Roman" w:cs="Times New Roman"/>
+        </w:rPr>
+      </w:pPr>
+      <w:r>
+        <w:rPr>
+          <w:rFonts w:ascii="Times New Roman" w:hAnsi="Times New Roman" w:cs="Times New Roman"/>
+        </w:rPr>
+        <w:t>It’s seven o’clock: Bây giờ là 7 giờ.</w:t>
+      </w:r>
+    </w:p>
+    <w:p>
+      <w:pPr>
+        <w:rPr>
+          <w:rFonts w:ascii="Times New Roman" w:hAnsi="Times New Roman" w:cs="Times New Roman"/>
+        </w:rPr>
+      </w:pPr>
+      <w:r>
+        <w:rPr>
+          <w:rFonts w:ascii="Times New Roman" w:hAnsi="Times New Roman" w:cs="Times New Roman"/>
+        </w:rPr>
+        <w:t>It’s ten o’clock: Bây giờ là 10 giờ.</w:t>
+      </w:r>
+    </w:p>
+    <w:p>
+      <w:pPr>
+        <w:rPr>
+          <w:rFonts w:ascii="Times New Roman" w:hAnsi="Times New Roman" w:cs="Times New Roman"/>
+        </w:rPr>
+      </w:pPr>
+      <w:r>
+        <w:rPr>
+          <w:rFonts w:ascii="Times New Roman" w:hAnsi="Times New Roman" w:cs="Times New Roman"/>
+        </w:rPr>
+        <w:t>3. GIỜ LẺ (PHÚT SAU GIỜ)</w:t>
+      </w:r>
+    </w:p>
+    <w:p>
+      <w:pPr>
+        <w:rPr>
+          <w:rFonts w:ascii="Times New Roman" w:hAnsi="Times New Roman" w:cs="Times New Roman"/>
+        </w:rPr>
+      </w:pPr>
+      <w:r>
+        <w:rPr>
+          <w:rFonts w:ascii="Times New Roman" w:hAnsi="Times New Roman" w:cs="Times New Roman"/>
+        </w:rPr>
+        <w:t>Cấu trúc:</w:t>
+      </w:r>
+    </w:p>
+    <w:p>
+      <w:pPr>
+        <w:rPr>
+          <w:rFonts w:ascii="Times New Roman" w:hAnsi="Times New Roman" w:cs="Times New Roman"/>
+        </w:rPr>
+      </w:pPr>
+      <w:r>
+        <w:rPr>
+          <w:rFonts w:ascii="Times New Roman" w:hAnsi="Times New Roman" w:cs="Times New Roman"/>
+        </w:rPr>
+        <w:t xml:space="preserve">It’s + </w:t>
+      </w:r>
+      <w:r>
+        <w:rPr>
+          <w:rFonts w:ascii="Times New Roman" w:hAnsi="Times New Roman" w:cs="Times New Roman"/>
+        </w:rPr>
+        <w:t>phút</w:t>
+      </w:r>
+      <w:r>
+        <w:rPr>
+          <w:rFonts w:ascii="Times New Roman" w:hAnsi="Times New Roman" w:cs="Times New Roman"/>
+        </w:rPr>
+        <w:t xml:space="preserve"> + past + giờ.</w:t>
       </w:r>
     </w:p>
     <w:p>
@@ -349,6 +452,7 @@
         <w:rPr>
           <w:rFonts w:ascii="Times New Roman" w:hAnsi="Times New Roman" w:cs="Times New Roman"/>
         </w:rPr>
+        <w:lastRenderedPageBreak/>
         <w:t>A quarter = 15 phút</w:t>
       </w:r>
     </w:p>
@@ -446,462 +550,462 @@
         <w:rPr>
           <w:rFonts w:ascii="Times New Roman" w:hAnsi="Times New Roman" w:cs="Times New Roman"/>
         </w:rPr>
+        <w:t>9:15 -&gt; nine fifteen</w:t>
+      </w:r>
+    </w:p>
+    <w:p>
+      <w:pPr>
+        <w:rPr>
+          <w:rFonts w:ascii="Times New Roman" w:hAnsi="Times New Roman" w:cs="Times New Roman"/>
+        </w:rPr>
+      </w:pPr>
+      <w:r>
+        <w:rPr>
+          <w:rFonts w:ascii="Times New Roman" w:hAnsi="Times New Roman" w:cs="Times New Roman"/>
+        </w:rPr>
+        <w:t>10:30 -&gt; ten thirty</w:t>
+      </w:r>
+    </w:p>
+    <w:p>
+      <w:pPr>
+        <w:rPr>
+          <w:rFonts w:ascii="Times New Roman" w:hAnsi="Times New Roman" w:cs="Times New Roman"/>
+        </w:rPr>
+      </w:pPr>
+      <w:r>
+        <w:rPr>
+          <w:rFonts w:ascii="Times New Roman" w:hAnsi="Times New Roman" w:cs="Times New Roman"/>
+        </w:rPr>
+        <w:t>11:45 -&gt; eleven forty-five</w:t>
+      </w:r>
+    </w:p>
+    <w:p>
+      <w:pPr>
+        <w:rPr>
+          <w:rFonts w:ascii="Times New Roman" w:hAnsi="Times New Roman" w:cs="Times New Roman"/>
+        </w:rPr>
+      </w:pPr>
+      <w:r>
+        <w:rPr>
+          <w:rFonts w:ascii="Times New Roman" w:hAnsi="Times New Roman" w:cs="Times New Roman"/>
+        </w:rPr>
+        <w:t>Người bản xứ thường đọc trục tiếp số giờ và phùt</w:t>
+      </w:r>
+    </w:p>
+    <w:p>
+      <w:pPr>
+        <w:rPr>
+          <w:rFonts w:ascii="Times New Roman" w:hAnsi="Times New Roman" w:cs="Times New Roman"/>
+        </w:rPr>
+      </w:pPr>
+      <w:r>
+        <w:rPr>
+          <w:rFonts w:ascii="Times New Roman" w:hAnsi="Times New Roman" w:cs="Times New Roman"/>
+        </w:rPr>
+        <w:t>8:20 -&gt; eight twenty</w:t>
+      </w:r>
+    </w:p>
+    <w:p>
+      <w:pPr>
+        <w:rPr>
+          <w:rFonts w:ascii="Times New Roman" w:hAnsi="Times New Roman" w:cs="Times New Roman"/>
+        </w:rPr>
+      </w:pPr>
+      <w:r>
+        <w:rPr>
+          <w:rFonts w:ascii="Times New Roman" w:hAnsi="Times New Roman" w:cs="Times New Roman"/>
+        </w:rPr>
+        <w:t>6:50 -&gt; six fifty</w:t>
+      </w:r>
+    </w:p>
+    <w:p>
+      <w:pPr>
+        <w:rPr>
+          <w:rFonts w:ascii="Times New Roman" w:hAnsi="Times New Roman" w:cs="Times New Roman"/>
+        </w:rPr>
+      </w:pPr>
+      <w:r>
+        <w:rPr>
+          <w:rFonts w:ascii="Times New Roman" w:hAnsi="Times New Roman" w:cs="Times New Roman"/>
+        </w:rPr>
+        <w:t>7. AM và PM</w:t>
+      </w:r>
+    </w:p>
+    <w:p>
+      <w:pPr>
+        <w:rPr>
+          <w:rFonts w:ascii="Times New Roman" w:hAnsi="Times New Roman" w:cs="Times New Roman"/>
+        </w:rPr>
+      </w:pPr>
+      <w:r>
+        <w:rPr>
+          <w:rFonts w:ascii="Times New Roman" w:hAnsi="Times New Roman" w:cs="Times New Roman"/>
+        </w:rPr>
+        <w:t>AM = buổi sáng</w:t>
+      </w:r>
+    </w:p>
+    <w:p>
+      <w:pPr>
+        <w:rPr>
+          <w:rFonts w:ascii="Times New Roman" w:hAnsi="Times New Roman" w:cs="Times New Roman"/>
+        </w:rPr>
+      </w:pPr>
+      <w:r>
+        <w:rPr>
+          <w:rFonts w:ascii="Times New Roman" w:hAnsi="Times New Roman" w:cs="Times New Roman"/>
+        </w:rPr>
+        <w:t>PM = buổi chiều / tối</w:t>
+      </w:r>
+    </w:p>
+    <w:p>
+      <w:pPr>
+        <w:rPr>
+          <w:rFonts w:ascii="Times New Roman" w:hAnsi="Times New Roman" w:cs="Times New Roman"/>
+        </w:rPr>
+      </w:pPr>
+      <w:r>
+        <w:rPr>
+          <w:rFonts w:ascii="Times New Roman" w:hAnsi="Times New Roman" w:cs="Times New Roman"/>
+        </w:rPr>
+        <w:t>Ví dụ:</w:t>
+      </w:r>
+    </w:p>
+    <w:p>
+      <w:pPr>
+        <w:rPr>
+          <w:rFonts w:ascii="Times New Roman" w:hAnsi="Times New Roman" w:cs="Times New Roman"/>
+        </w:rPr>
+      </w:pPr>
+      <w:r>
+        <w:rPr>
+          <w:rFonts w:ascii="Times New Roman" w:hAnsi="Times New Roman" w:cs="Times New Roman"/>
+        </w:rPr>
+        <w:t>It’s 7 AM. -&gt; 7 giờ sáng</w:t>
+      </w:r>
+    </w:p>
+    <w:p>
+      <w:pPr>
+        <w:rPr>
+          <w:rFonts w:ascii="Times New Roman" w:hAnsi="Times New Roman" w:cs="Times New Roman"/>
+        </w:rPr>
+      </w:pPr>
+      <w:r>
+        <w:rPr>
+          <w:rFonts w:ascii="Times New Roman" w:hAnsi="Times New Roman" w:cs="Times New Roman"/>
+        </w:rPr>
+        <w:t>It’s 7 PM. -&gt; 7 giờ tối</w:t>
+      </w:r>
+    </w:p>
+    <w:p>
+      <w:pPr>
+        <w:rPr>
+          <w:rFonts w:ascii="Times New Roman" w:hAnsi="Times New Roman" w:cs="Times New Roman"/>
+        </w:rPr>
+      </w:pPr>
+      <w:r>
+        <w:rPr>
+          <w:rFonts w:ascii="Times New Roman" w:hAnsi="Times New Roman" w:cs="Times New Roman"/>
+        </w:rPr>
+        <w:t>I wake up at  6 AM.-&gt; Tôi thức dậy lúc 6 giờ sáng.</w:t>
+      </w:r>
+    </w:p>
+    <w:p>
+      <w:pPr>
+        <w:rPr>
+          <w:rFonts w:ascii="Times New Roman" w:hAnsi="Times New Roman" w:cs="Times New Roman"/>
+        </w:rPr>
+      </w:pPr>
+      <w:r>
+        <w:rPr>
+          <w:rFonts w:ascii="Times New Roman" w:hAnsi="Times New Roman" w:cs="Times New Roman"/>
+        </w:rPr>
+        <w:t>8. NGÀY TRONG THÁNG</w:t>
+      </w:r>
+    </w:p>
+    <w:p>
+      <w:pPr>
+        <w:rPr>
+          <w:rFonts w:ascii="Times New Roman" w:hAnsi="Times New Roman" w:cs="Times New Roman"/>
+        </w:rPr>
+      </w:pPr>
+      <w:r>
+        <w:rPr>
+          <w:rFonts w:ascii="Times New Roman" w:hAnsi="Times New Roman" w:cs="Times New Roman"/>
+        </w:rPr>
+        <w:t>1</w:t>
+      </w:r>
+      <w:r>
+        <w:rPr>
+          <w:rFonts w:ascii="Times New Roman" w:hAnsi="Times New Roman" w:cs="Times New Roman"/>
+          <w:vertAlign w:val="superscript"/>
+        </w:rPr>
+        <w:t>st</w:t>
+      </w:r>
+      <w:r>
+        <w:rPr>
+          <w:rFonts w:ascii="Times New Roman" w:hAnsi="Times New Roman" w:cs="Times New Roman"/>
+        </w:rPr>
+        <w:t xml:space="preserve"> -&gt; first</w:t>
+      </w:r>
+    </w:p>
+    <w:p>
+      <w:pPr>
+        <w:rPr>
+          <w:rFonts w:ascii="Times New Roman" w:hAnsi="Times New Roman" w:cs="Times New Roman"/>
+        </w:rPr>
+      </w:pPr>
+      <w:r>
+        <w:rPr>
+          <w:rFonts w:ascii="Times New Roman" w:hAnsi="Times New Roman" w:cs="Times New Roman"/>
+        </w:rPr>
+        <w:t>2</w:t>
+      </w:r>
+      <w:r>
+        <w:rPr>
+          <w:rFonts w:ascii="Times New Roman" w:hAnsi="Times New Roman" w:cs="Times New Roman"/>
+          <w:vertAlign w:val="superscript"/>
+        </w:rPr>
+        <w:t>nd</w:t>
+      </w:r>
+      <w:r>
+        <w:rPr>
+          <w:rFonts w:ascii="Times New Roman" w:hAnsi="Times New Roman" w:cs="Times New Roman"/>
+        </w:rPr>
+        <w:t xml:space="preserve"> -&gt; second</w:t>
+      </w:r>
+    </w:p>
+    <w:p>
+      <w:pPr>
+        <w:rPr>
+          <w:rFonts w:ascii="Times New Roman" w:hAnsi="Times New Roman" w:cs="Times New Roman"/>
+        </w:rPr>
+      </w:pPr>
+      <w:r>
+        <w:rPr>
+          <w:rFonts w:ascii="Times New Roman" w:hAnsi="Times New Roman" w:cs="Times New Roman"/>
+        </w:rPr>
+        <w:t>3</w:t>
+      </w:r>
+      <w:r>
+        <w:rPr>
+          <w:rFonts w:ascii="Times New Roman" w:hAnsi="Times New Roman" w:cs="Times New Roman"/>
+          <w:vertAlign w:val="superscript"/>
+        </w:rPr>
+        <w:t>rd</w:t>
+      </w:r>
+      <w:r>
+        <w:rPr>
+          <w:rFonts w:ascii="Times New Roman" w:hAnsi="Times New Roman" w:cs="Times New Roman"/>
+        </w:rPr>
+        <w:t xml:space="preserve"> -&gt; third</w:t>
+      </w:r>
+    </w:p>
+    <w:p>
+      <w:pPr>
+        <w:rPr>
+          <w:rFonts w:ascii="Times New Roman" w:hAnsi="Times New Roman" w:cs="Times New Roman"/>
+        </w:rPr>
+      </w:pPr>
+      <w:r>
+        <w:rPr>
+          <w:rFonts w:ascii="Times New Roman" w:hAnsi="Times New Roman" w:cs="Times New Roman"/>
+        </w:rPr>
+        <w:t>4</w:t>
+      </w:r>
+      <w:r>
+        <w:rPr>
+          <w:rFonts w:ascii="Times New Roman" w:hAnsi="Times New Roman" w:cs="Times New Roman"/>
+          <w:vertAlign w:val="superscript"/>
+        </w:rPr>
+        <w:t>th</w:t>
+      </w:r>
+      <w:r>
+        <w:rPr>
+          <w:rFonts w:ascii="Times New Roman" w:hAnsi="Times New Roman" w:cs="Times New Roman"/>
+        </w:rPr>
+        <w:t xml:space="preserve"> -&gt; fourth</w:t>
+      </w:r>
+    </w:p>
+    <w:p>
+      <w:pPr>
+        <w:rPr>
+          <w:rFonts w:ascii="Times New Roman" w:hAnsi="Times New Roman" w:cs="Times New Roman"/>
+        </w:rPr>
+      </w:pPr>
+      <w:r>
+        <w:rPr>
+          <w:rFonts w:ascii="Times New Roman" w:hAnsi="Times New Roman" w:cs="Times New Roman"/>
+        </w:rPr>
+        <w:t>5</w:t>
+      </w:r>
+      <w:r>
+        <w:rPr>
+          <w:rFonts w:ascii="Times New Roman" w:hAnsi="Times New Roman" w:cs="Times New Roman"/>
+          <w:vertAlign w:val="superscript"/>
+        </w:rPr>
+        <w:t>th</w:t>
+      </w:r>
+      <w:r>
+        <w:rPr>
+          <w:rFonts w:ascii="Times New Roman" w:hAnsi="Times New Roman" w:cs="Times New Roman"/>
+        </w:rPr>
+        <w:t xml:space="preserve"> -&gt; fifth</w:t>
+      </w:r>
+    </w:p>
+    <w:p>
+      <w:pPr>
+        <w:rPr>
+          <w:rFonts w:ascii="Times New Roman" w:hAnsi="Times New Roman" w:cs="Times New Roman"/>
+        </w:rPr>
+      </w:pPr>
+    </w:p>
+    <w:p>
+      <w:pPr>
+        <w:rPr>
+          <w:rFonts w:ascii="Times New Roman" w:hAnsi="Times New Roman" w:cs="Times New Roman"/>
+        </w:rPr>
+      </w:pPr>
+      <w:r>
+        <w:rPr>
+          <w:rFonts w:ascii="Times New Roman" w:hAnsi="Times New Roman" w:cs="Times New Roman"/>
+        </w:rPr>
+        <w:t>10</w:t>
+      </w:r>
+      <w:r>
+        <w:rPr>
+          <w:rFonts w:ascii="Times New Roman" w:hAnsi="Times New Roman" w:cs="Times New Roman"/>
+          <w:vertAlign w:val="superscript"/>
+        </w:rPr>
+        <w:t>th</w:t>
+      </w:r>
+      <w:r>
+        <w:rPr>
+          <w:rFonts w:ascii="Times New Roman" w:hAnsi="Times New Roman" w:cs="Times New Roman"/>
+        </w:rPr>
+        <w:t xml:space="preserve"> -&gt;</w:t>
+      </w:r>
+      <w:r>
+        <w:rPr>
+          <w:rFonts w:ascii="Times New Roman" w:hAnsi="Times New Roman" w:cs="Times New Roman"/>
+        </w:rPr>
+        <w:t xml:space="preserve"> tenth</w:t>
+      </w:r>
+    </w:p>
+    <w:p>
+      <w:pPr>
+        <w:rPr>
+          <w:rFonts w:ascii="Times New Roman" w:hAnsi="Times New Roman" w:cs="Times New Roman"/>
+        </w:rPr>
+      </w:pPr>
+      <w:r>
+        <w:rPr>
+          <w:rFonts w:ascii="Times New Roman" w:hAnsi="Times New Roman" w:cs="Times New Roman"/>
+        </w:rPr>
+        <w:t>21</w:t>
+      </w:r>
+      <w:r>
+        <w:rPr>
+          <w:rFonts w:ascii="Times New Roman" w:hAnsi="Times New Roman" w:cs="Times New Roman"/>
+          <w:vertAlign w:val="superscript"/>
+        </w:rPr>
+        <w:t>st</w:t>
+      </w:r>
+      <w:r>
+        <w:rPr>
+          <w:rFonts w:ascii="Times New Roman" w:hAnsi="Times New Roman" w:cs="Times New Roman"/>
+        </w:rPr>
+        <w:t xml:space="preserve">  -&gt; twenty-first</w:t>
+      </w:r>
+    </w:p>
+    <w:p>
+      <w:pPr>
+        <w:rPr>
+          <w:rFonts w:ascii="Times New Roman" w:hAnsi="Times New Roman" w:cs="Times New Roman"/>
+        </w:rPr>
+      </w:pPr>
+      <w:r>
+        <w:rPr>
+          <w:rFonts w:ascii="Times New Roman" w:hAnsi="Times New Roman" w:cs="Times New Roman"/>
+        </w:rPr>
+        <w:t>22</w:t>
+      </w:r>
+      <w:r>
+        <w:rPr>
+          <w:rFonts w:ascii="Times New Roman" w:hAnsi="Times New Roman" w:cs="Times New Roman"/>
+          <w:vertAlign w:val="superscript"/>
+        </w:rPr>
+        <w:t>nd</w:t>
+      </w:r>
+      <w:r>
+        <w:rPr>
+          <w:rFonts w:ascii="Times New Roman" w:hAnsi="Times New Roman" w:cs="Times New Roman"/>
+        </w:rPr>
+        <w:t xml:space="preserve"> -&gt; twenty-second</w:t>
+      </w:r>
+    </w:p>
+    <w:p>
+      <w:pPr>
+        <w:rPr>
+          <w:rFonts w:ascii="Times New Roman" w:hAnsi="Times New Roman" w:cs="Times New Roman"/>
+        </w:rPr>
+      </w:pPr>
+      <w:r>
+        <w:rPr>
+          <w:rFonts w:ascii="Times New Roman" w:hAnsi="Times New Roman" w:cs="Times New Roman"/>
+        </w:rPr>
+        <w:t>23</w:t>
+      </w:r>
+      <w:r>
+        <w:rPr>
+          <w:rFonts w:ascii="Times New Roman" w:hAnsi="Times New Roman" w:cs="Times New Roman"/>
+          <w:vertAlign w:val="superscript"/>
+        </w:rPr>
+        <w:t>rd</w:t>
+      </w:r>
+      <w:r>
+        <w:rPr>
+          <w:rFonts w:ascii="Times New Roman" w:hAnsi="Times New Roman" w:cs="Times New Roman"/>
+        </w:rPr>
+        <w:t xml:space="preserve"> -&gt; twenty-third</w:t>
+      </w:r>
+    </w:p>
+    <w:p>
+      <w:pPr>
+        <w:rPr>
+          <w:rFonts w:ascii="Times New Roman" w:hAnsi="Times New Roman" w:cs="Times New Roman"/>
+        </w:rPr>
+      </w:pPr>
+      <w:r>
+        <w:rPr>
+          <w:rFonts w:ascii="Times New Roman" w:hAnsi="Times New Roman" w:cs="Times New Roman"/>
+        </w:rPr>
+        <w:t>31</w:t>
+      </w:r>
+      <w:r>
+        <w:rPr>
+          <w:rFonts w:ascii="Times New Roman" w:hAnsi="Times New Roman" w:cs="Times New Roman"/>
+          <w:vertAlign w:val="superscript"/>
+        </w:rPr>
+        <w:t>st</w:t>
+      </w:r>
+      <w:r>
+        <w:rPr>
+          <w:rFonts w:ascii="Times New Roman" w:hAnsi="Times New Roman" w:cs="Times New Roman"/>
+        </w:rPr>
+        <w:t xml:space="preserve"> -&gt; thirty-first</w:t>
+      </w:r>
+    </w:p>
+    <w:p>
+      <w:pPr>
+        <w:rPr>
+          <w:rFonts w:ascii="Times New Roman" w:hAnsi="Times New Roman" w:cs="Times New Roman"/>
+        </w:rPr>
+      </w:pPr>
+      <w:r>
+        <w:rPr>
+          <w:rFonts w:ascii="Times New Roman" w:hAnsi="Times New Roman" w:cs="Times New Roman"/>
+        </w:rPr>
         <w:lastRenderedPageBreak/>
-        <w:t>9:15 -&gt; nine fifteen</w:t>
-      </w:r>
-    </w:p>
-    <w:p>
-      <w:pPr>
-        <w:rPr>
-          <w:rFonts w:ascii="Times New Roman" w:hAnsi="Times New Roman" w:cs="Times New Roman"/>
-        </w:rPr>
-      </w:pPr>
-      <w:r>
-        <w:rPr>
-          <w:rFonts w:ascii="Times New Roman" w:hAnsi="Times New Roman" w:cs="Times New Roman"/>
-        </w:rPr>
-        <w:t>10:30 -&gt; ten thirty</w:t>
-      </w:r>
-    </w:p>
-    <w:p>
-      <w:pPr>
-        <w:rPr>
-          <w:rFonts w:ascii="Times New Roman" w:hAnsi="Times New Roman" w:cs="Times New Roman"/>
-        </w:rPr>
-      </w:pPr>
-      <w:r>
-        <w:rPr>
-          <w:rFonts w:ascii="Times New Roman" w:hAnsi="Times New Roman" w:cs="Times New Roman"/>
-        </w:rPr>
-        <w:t>11:45 -&gt; eleven forty-five</w:t>
-      </w:r>
-    </w:p>
-    <w:p>
-      <w:pPr>
-        <w:rPr>
-          <w:rFonts w:ascii="Times New Roman" w:hAnsi="Times New Roman" w:cs="Times New Roman"/>
-        </w:rPr>
-      </w:pPr>
-      <w:r>
-        <w:rPr>
-          <w:rFonts w:ascii="Times New Roman" w:hAnsi="Times New Roman" w:cs="Times New Roman"/>
-        </w:rPr>
-        <w:t>Người bản xứ thường đọc trục tiếp số giờ và phùt</w:t>
-      </w:r>
-    </w:p>
-    <w:p>
-      <w:pPr>
-        <w:rPr>
-          <w:rFonts w:ascii="Times New Roman" w:hAnsi="Times New Roman" w:cs="Times New Roman"/>
-        </w:rPr>
-      </w:pPr>
-      <w:r>
-        <w:rPr>
-          <w:rFonts w:ascii="Times New Roman" w:hAnsi="Times New Roman" w:cs="Times New Roman"/>
-        </w:rPr>
-        <w:t>8:20 -&gt; eight twenty</w:t>
-      </w:r>
-    </w:p>
-    <w:p>
-      <w:pPr>
-        <w:rPr>
-          <w:rFonts w:ascii="Times New Roman" w:hAnsi="Times New Roman" w:cs="Times New Roman"/>
-        </w:rPr>
-      </w:pPr>
-      <w:r>
-        <w:rPr>
-          <w:rFonts w:ascii="Times New Roman" w:hAnsi="Times New Roman" w:cs="Times New Roman"/>
-        </w:rPr>
-        <w:t>6:50 -&gt; six fifty</w:t>
-      </w:r>
-    </w:p>
-    <w:p>
-      <w:pPr>
-        <w:rPr>
-          <w:rFonts w:ascii="Times New Roman" w:hAnsi="Times New Roman" w:cs="Times New Roman"/>
-        </w:rPr>
-      </w:pPr>
-      <w:r>
-        <w:rPr>
-          <w:rFonts w:ascii="Times New Roman" w:hAnsi="Times New Roman" w:cs="Times New Roman"/>
-        </w:rPr>
-        <w:t>7. AM và PM</w:t>
-      </w:r>
-    </w:p>
-    <w:p>
-      <w:pPr>
-        <w:rPr>
-          <w:rFonts w:ascii="Times New Roman" w:hAnsi="Times New Roman" w:cs="Times New Roman"/>
-        </w:rPr>
-      </w:pPr>
-      <w:r>
-        <w:rPr>
-          <w:rFonts w:ascii="Times New Roman" w:hAnsi="Times New Roman" w:cs="Times New Roman"/>
-        </w:rPr>
-        <w:t>AM = buổi sáng</w:t>
-      </w:r>
-    </w:p>
-    <w:p>
-      <w:pPr>
-        <w:rPr>
-          <w:rFonts w:ascii="Times New Roman" w:hAnsi="Times New Roman" w:cs="Times New Roman"/>
-        </w:rPr>
-      </w:pPr>
-      <w:r>
-        <w:rPr>
-          <w:rFonts w:ascii="Times New Roman" w:hAnsi="Times New Roman" w:cs="Times New Roman"/>
-        </w:rPr>
-        <w:t>PM = buổi chiều / tối</w:t>
-      </w:r>
-    </w:p>
-    <w:p>
-      <w:pPr>
-        <w:rPr>
-          <w:rFonts w:ascii="Times New Roman" w:hAnsi="Times New Roman" w:cs="Times New Roman"/>
-        </w:rPr>
-      </w:pPr>
-      <w:r>
-        <w:rPr>
-          <w:rFonts w:ascii="Times New Roman" w:hAnsi="Times New Roman" w:cs="Times New Roman"/>
-        </w:rPr>
-        <w:t>Ví dụ:</w:t>
-      </w:r>
-    </w:p>
-    <w:p>
-      <w:pPr>
-        <w:rPr>
-          <w:rFonts w:ascii="Times New Roman" w:hAnsi="Times New Roman" w:cs="Times New Roman"/>
-        </w:rPr>
-      </w:pPr>
-      <w:r>
-        <w:rPr>
-          <w:rFonts w:ascii="Times New Roman" w:hAnsi="Times New Roman" w:cs="Times New Roman"/>
-        </w:rPr>
-        <w:t>It’s 7 AM. -&gt; 7 giờ sáng</w:t>
-      </w:r>
-    </w:p>
-    <w:p>
-      <w:pPr>
-        <w:rPr>
-          <w:rFonts w:ascii="Times New Roman" w:hAnsi="Times New Roman" w:cs="Times New Roman"/>
-        </w:rPr>
-      </w:pPr>
-      <w:r>
-        <w:rPr>
-          <w:rFonts w:ascii="Times New Roman" w:hAnsi="Times New Roman" w:cs="Times New Roman"/>
-        </w:rPr>
-        <w:t>It’s 7 PM. -&gt; 7 giờ tối</w:t>
-      </w:r>
-    </w:p>
-    <w:p>
-      <w:pPr>
-        <w:rPr>
-          <w:rFonts w:ascii="Times New Roman" w:hAnsi="Times New Roman" w:cs="Times New Roman"/>
-        </w:rPr>
-      </w:pPr>
-      <w:r>
-        <w:rPr>
-          <w:rFonts w:ascii="Times New Roman" w:hAnsi="Times New Roman" w:cs="Times New Roman"/>
-        </w:rPr>
-        <w:t>I wake up at  6 AM.-&gt; Tôi thức dậy lúc 6 giờ sáng.</w:t>
-      </w:r>
-    </w:p>
-    <w:p>
-      <w:pPr>
-        <w:rPr>
-          <w:rFonts w:ascii="Times New Roman" w:hAnsi="Times New Roman" w:cs="Times New Roman"/>
-        </w:rPr>
-      </w:pPr>
-      <w:r>
-        <w:rPr>
-          <w:rFonts w:ascii="Times New Roman" w:hAnsi="Times New Roman" w:cs="Times New Roman"/>
-        </w:rPr>
-        <w:t>8. NGÀY TRONG THÁNG</w:t>
-      </w:r>
-    </w:p>
-    <w:p>
-      <w:pPr>
-        <w:rPr>
-          <w:rFonts w:ascii="Times New Roman" w:hAnsi="Times New Roman" w:cs="Times New Roman"/>
-        </w:rPr>
-      </w:pPr>
-      <w:r>
-        <w:rPr>
-          <w:rFonts w:ascii="Times New Roman" w:hAnsi="Times New Roman" w:cs="Times New Roman"/>
-        </w:rPr>
-        <w:t>1</w:t>
-      </w:r>
-      <w:r>
-        <w:rPr>
-          <w:rFonts w:ascii="Times New Roman" w:hAnsi="Times New Roman" w:cs="Times New Roman"/>
-          <w:vertAlign w:val="superscript"/>
-        </w:rPr>
-        <w:t>st</w:t>
-      </w:r>
-      <w:r>
-        <w:rPr>
-          <w:rFonts w:ascii="Times New Roman" w:hAnsi="Times New Roman" w:cs="Times New Roman"/>
-        </w:rPr>
-        <w:t xml:space="preserve"> -&gt; first</w:t>
-      </w:r>
-    </w:p>
-    <w:p>
-      <w:pPr>
-        <w:rPr>
-          <w:rFonts w:ascii="Times New Roman" w:hAnsi="Times New Roman" w:cs="Times New Roman"/>
-        </w:rPr>
-      </w:pPr>
-      <w:r>
-        <w:rPr>
-          <w:rFonts w:ascii="Times New Roman" w:hAnsi="Times New Roman" w:cs="Times New Roman"/>
-        </w:rPr>
-        <w:t>2</w:t>
-      </w:r>
-      <w:r>
-        <w:rPr>
-          <w:rFonts w:ascii="Times New Roman" w:hAnsi="Times New Roman" w:cs="Times New Roman"/>
-          <w:vertAlign w:val="superscript"/>
-        </w:rPr>
-        <w:t>nd</w:t>
-      </w:r>
-      <w:r>
-        <w:rPr>
-          <w:rFonts w:ascii="Times New Roman" w:hAnsi="Times New Roman" w:cs="Times New Roman"/>
-        </w:rPr>
-        <w:t xml:space="preserve"> -&gt; second</w:t>
-      </w:r>
-    </w:p>
-    <w:p>
-      <w:pPr>
-        <w:rPr>
-          <w:rFonts w:ascii="Times New Roman" w:hAnsi="Times New Roman" w:cs="Times New Roman"/>
-        </w:rPr>
-      </w:pPr>
-      <w:r>
-        <w:rPr>
-          <w:rFonts w:ascii="Times New Roman" w:hAnsi="Times New Roman" w:cs="Times New Roman"/>
-        </w:rPr>
-        <w:t>3</w:t>
-      </w:r>
-      <w:r>
-        <w:rPr>
-          <w:rFonts w:ascii="Times New Roman" w:hAnsi="Times New Roman" w:cs="Times New Roman"/>
-          <w:vertAlign w:val="superscript"/>
-        </w:rPr>
-        <w:t>rd</w:t>
-      </w:r>
-      <w:r>
-        <w:rPr>
-          <w:rFonts w:ascii="Times New Roman" w:hAnsi="Times New Roman" w:cs="Times New Roman"/>
-        </w:rPr>
-        <w:t xml:space="preserve"> -&gt; third</w:t>
-      </w:r>
-    </w:p>
-    <w:p>
-      <w:pPr>
-        <w:rPr>
-          <w:rFonts w:ascii="Times New Roman" w:hAnsi="Times New Roman" w:cs="Times New Roman"/>
-        </w:rPr>
-      </w:pPr>
-      <w:r>
-        <w:rPr>
-          <w:rFonts w:ascii="Times New Roman" w:hAnsi="Times New Roman" w:cs="Times New Roman"/>
-        </w:rPr>
-        <w:t>4</w:t>
-      </w:r>
-      <w:r>
-        <w:rPr>
-          <w:rFonts w:ascii="Times New Roman" w:hAnsi="Times New Roman" w:cs="Times New Roman"/>
-          <w:vertAlign w:val="superscript"/>
-        </w:rPr>
-        <w:t>th</w:t>
-      </w:r>
-      <w:r>
-        <w:rPr>
-          <w:rFonts w:ascii="Times New Roman" w:hAnsi="Times New Roman" w:cs="Times New Roman"/>
-        </w:rPr>
-        <w:t xml:space="preserve"> -&gt; fourth</w:t>
-      </w:r>
-    </w:p>
-    <w:p>
-      <w:pPr>
-        <w:rPr>
-          <w:rFonts w:ascii="Times New Roman" w:hAnsi="Times New Roman" w:cs="Times New Roman"/>
-        </w:rPr>
-      </w:pPr>
-      <w:r>
-        <w:rPr>
-          <w:rFonts w:ascii="Times New Roman" w:hAnsi="Times New Roman" w:cs="Times New Roman"/>
-        </w:rPr>
-        <w:t>5</w:t>
-      </w:r>
-      <w:r>
-        <w:rPr>
-          <w:rFonts w:ascii="Times New Roman" w:hAnsi="Times New Roman" w:cs="Times New Roman"/>
-          <w:vertAlign w:val="superscript"/>
-        </w:rPr>
-        <w:t>th</w:t>
-      </w:r>
-      <w:r>
-        <w:rPr>
-          <w:rFonts w:ascii="Times New Roman" w:hAnsi="Times New Roman" w:cs="Times New Roman"/>
-        </w:rPr>
-        <w:t xml:space="preserve"> -&gt; fifth</w:t>
-      </w:r>
-    </w:p>
-    <w:p>
-      <w:pPr>
-        <w:rPr>
-          <w:rFonts w:ascii="Times New Roman" w:hAnsi="Times New Roman" w:cs="Times New Roman"/>
-        </w:rPr>
-      </w:pPr>
-    </w:p>
-    <w:p>
-      <w:pPr>
-        <w:rPr>
-          <w:rFonts w:ascii="Times New Roman" w:hAnsi="Times New Roman" w:cs="Times New Roman"/>
-        </w:rPr>
-      </w:pPr>
-      <w:r>
-        <w:rPr>
-          <w:rFonts w:ascii="Times New Roman" w:hAnsi="Times New Roman" w:cs="Times New Roman"/>
-        </w:rPr>
-        <w:t>10</w:t>
-      </w:r>
-      <w:r>
-        <w:rPr>
-          <w:rFonts w:ascii="Times New Roman" w:hAnsi="Times New Roman" w:cs="Times New Roman"/>
-          <w:vertAlign w:val="superscript"/>
-        </w:rPr>
-        <w:t>th</w:t>
-      </w:r>
-      <w:r>
-        <w:rPr>
-          <w:rFonts w:ascii="Times New Roman" w:hAnsi="Times New Roman" w:cs="Times New Roman"/>
-        </w:rPr>
-        <w:t xml:space="preserve"> -&gt;</w:t>
-      </w:r>
-      <w:r>
-        <w:rPr>
-          <w:rFonts w:ascii="Times New Roman" w:hAnsi="Times New Roman" w:cs="Times New Roman"/>
-        </w:rPr>
-        <w:t xml:space="preserve"> tenth</w:t>
-      </w:r>
-    </w:p>
-    <w:p>
-      <w:pPr>
-        <w:rPr>
-          <w:rFonts w:ascii="Times New Roman" w:hAnsi="Times New Roman" w:cs="Times New Roman"/>
-        </w:rPr>
-      </w:pPr>
-      <w:r>
-        <w:rPr>
-          <w:rFonts w:ascii="Times New Roman" w:hAnsi="Times New Roman" w:cs="Times New Roman"/>
-        </w:rPr>
-        <w:t>21</w:t>
-      </w:r>
-      <w:r>
-        <w:rPr>
-          <w:rFonts w:ascii="Times New Roman" w:hAnsi="Times New Roman" w:cs="Times New Roman"/>
-          <w:vertAlign w:val="superscript"/>
-        </w:rPr>
-        <w:t>st</w:t>
-      </w:r>
-      <w:r>
-        <w:rPr>
-          <w:rFonts w:ascii="Times New Roman" w:hAnsi="Times New Roman" w:cs="Times New Roman"/>
-        </w:rPr>
-        <w:t xml:space="preserve">  -&gt; twenty-first</w:t>
-      </w:r>
-    </w:p>
-    <w:p>
-      <w:pPr>
-        <w:rPr>
-          <w:rFonts w:ascii="Times New Roman" w:hAnsi="Times New Roman" w:cs="Times New Roman"/>
-        </w:rPr>
-      </w:pPr>
-      <w:r>
-        <w:rPr>
-          <w:rFonts w:ascii="Times New Roman" w:hAnsi="Times New Roman" w:cs="Times New Roman"/>
-        </w:rPr>
-        <w:t>22</w:t>
-      </w:r>
-      <w:r>
-        <w:rPr>
-          <w:rFonts w:ascii="Times New Roman" w:hAnsi="Times New Roman" w:cs="Times New Roman"/>
-          <w:vertAlign w:val="superscript"/>
-        </w:rPr>
-        <w:t>nd</w:t>
-      </w:r>
-      <w:r>
-        <w:rPr>
-          <w:rFonts w:ascii="Times New Roman" w:hAnsi="Times New Roman" w:cs="Times New Roman"/>
-        </w:rPr>
-        <w:t xml:space="preserve"> -&gt; twenty-second</w:t>
-      </w:r>
-    </w:p>
-    <w:p>
-      <w:pPr>
-        <w:rPr>
-          <w:rFonts w:ascii="Times New Roman" w:hAnsi="Times New Roman" w:cs="Times New Roman"/>
-        </w:rPr>
-      </w:pPr>
-      <w:r>
-        <w:rPr>
-          <w:rFonts w:ascii="Times New Roman" w:hAnsi="Times New Roman" w:cs="Times New Roman"/>
-        </w:rPr>
-        <w:t>23</w:t>
-      </w:r>
-      <w:r>
-        <w:rPr>
-          <w:rFonts w:ascii="Times New Roman" w:hAnsi="Times New Roman" w:cs="Times New Roman"/>
-          <w:vertAlign w:val="superscript"/>
-        </w:rPr>
-        <w:t>rd</w:t>
-      </w:r>
-      <w:r>
-        <w:rPr>
-          <w:rFonts w:ascii="Times New Roman" w:hAnsi="Times New Roman" w:cs="Times New Roman"/>
-        </w:rPr>
-        <w:t xml:space="preserve"> -&gt; twenty-third</w:t>
-      </w:r>
-    </w:p>
-    <w:p>
-      <w:pPr>
-        <w:rPr>
-          <w:rFonts w:ascii="Times New Roman" w:hAnsi="Times New Roman" w:cs="Times New Roman"/>
-        </w:rPr>
-      </w:pPr>
-      <w:r>
-        <w:rPr>
-          <w:rFonts w:ascii="Times New Roman" w:hAnsi="Times New Roman" w:cs="Times New Roman"/>
-        </w:rPr>
-        <w:t>31</w:t>
-      </w:r>
-      <w:r>
-        <w:rPr>
-          <w:rFonts w:ascii="Times New Roman" w:hAnsi="Times New Roman" w:cs="Times New Roman"/>
-          <w:vertAlign w:val="superscript"/>
-        </w:rPr>
-        <w:t>st</w:t>
-      </w:r>
-      <w:r>
-        <w:rPr>
-          <w:rFonts w:ascii="Times New Roman" w:hAnsi="Times New Roman" w:cs="Times New Roman"/>
-        </w:rPr>
-        <w:t xml:space="preserve"> -&gt; thirty-first</w:t>
-      </w:r>
-    </w:p>
-    <w:p>
-      <w:pPr>
-        <w:rPr>
-          <w:rFonts w:ascii="Times New Roman" w:hAnsi="Times New Roman" w:cs="Times New Roman"/>
-        </w:rPr>
-      </w:pPr>
-      <w:r>
-        <w:rPr>
-          <w:rFonts w:ascii="Times New Roman" w:hAnsi="Times New Roman" w:cs="Times New Roman"/>
-        </w:rPr>
         <w:t>9. CÁCH ĐỌC NGÀY THÁNG</w:t>
       </w:r>
     </w:p>
@@ -993,344 +1097,344 @@
         <w:rPr>
           <w:rFonts w:ascii="Times New Roman" w:hAnsi="Times New Roman" w:cs="Times New Roman"/>
         </w:rPr>
+        <w:t>10. THÁNG TRONG NĂM</w:t>
+      </w:r>
+    </w:p>
+    <w:p>
+      <w:pPr>
+        <w:rPr>
+          <w:rFonts w:ascii="Times New Roman" w:hAnsi="Times New Roman" w:cs="Times New Roman"/>
+        </w:rPr>
+      </w:pPr>
+      <w:r>
+        <w:rPr>
+          <w:rFonts w:ascii="Times New Roman" w:hAnsi="Times New Roman" w:cs="Times New Roman"/>
+        </w:rPr>
+        <w:t>January -&gt; Tháng 1</w:t>
+      </w:r>
+    </w:p>
+    <w:p>
+      <w:pPr>
+        <w:rPr>
+          <w:rFonts w:ascii="Times New Roman" w:hAnsi="Times New Roman" w:cs="Times New Roman"/>
+        </w:rPr>
+      </w:pPr>
+      <w:r>
+        <w:rPr>
+          <w:rFonts w:ascii="Times New Roman" w:hAnsi="Times New Roman" w:cs="Times New Roman"/>
+        </w:rPr>
+        <w:t>February -&gt; Tháng 2</w:t>
+      </w:r>
+    </w:p>
+    <w:p>
+      <w:pPr>
+        <w:rPr>
+          <w:rFonts w:ascii="Times New Roman" w:hAnsi="Times New Roman" w:cs="Times New Roman"/>
+        </w:rPr>
+      </w:pPr>
+      <w:r>
+        <w:rPr>
+          <w:rFonts w:ascii="Times New Roman" w:hAnsi="Times New Roman" w:cs="Times New Roman"/>
+        </w:rPr>
+        <w:t xml:space="preserve">March -&gt; Tháng 3 </w:t>
+      </w:r>
+    </w:p>
+    <w:p>
+      <w:pPr>
+        <w:rPr>
+          <w:rFonts w:ascii="Times New Roman" w:hAnsi="Times New Roman" w:cs="Times New Roman"/>
+        </w:rPr>
+      </w:pPr>
+      <w:r>
+        <w:rPr>
+          <w:rFonts w:ascii="Times New Roman" w:hAnsi="Times New Roman" w:cs="Times New Roman"/>
+        </w:rPr>
+        <w:t>April -&gt;tháng 4</w:t>
+      </w:r>
+    </w:p>
+    <w:p>
+      <w:pPr>
+        <w:rPr>
+          <w:rFonts w:ascii="Times New Roman" w:hAnsi="Times New Roman" w:cs="Times New Roman"/>
+        </w:rPr>
+      </w:pPr>
+      <w:r>
+        <w:rPr>
+          <w:rFonts w:ascii="Times New Roman" w:hAnsi="Times New Roman" w:cs="Times New Roman"/>
+        </w:rPr>
+        <w:t>May -&gt; Tháng 5</w:t>
+      </w:r>
+    </w:p>
+    <w:p>
+      <w:pPr>
+        <w:rPr>
+          <w:rFonts w:ascii="Times New Roman" w:hAnsi="Times New Roman" w:cs="Times New Roman"/>
+        </w:rPr>
+      </w:pPr>
+      <w:r>
+        <w:rPr>
+          <w:rFonts w:ascii="Times New Roman" w:hAnsi="Times New Roman" w:cs="Times New Roman"/>
+        </w:rPr>
+        <w:t>June -&gt; tháng 6</w:t>
+      </w:r>
+    </w:p>
+    <w:p>
+      <w:pPr>
+        <w:rPr>
+          <w:rFonts w:ascii="Times New Roman" w:hAnsi="Times New Roman" w:cs="Times New Roman"/>
+        </w:rPr>
+      </w:pPr>
+      <w:r>
+        <w:rPr>
+          <w:rFonts w:ascii="Times New Roman" w:hAnsi="Times New Roman" w:cs="Times New Roman"/>
+        </w:rPr>
+        <w:t>July -&gt; tháng 7</w:t>
+      </w:r>
+    </w:p>
+    <w:p>
+      <w:pPr>
+        <w:rPr>
+          <w:rFonts w:ascii="Times New Roman" w:hAnsi="Times New Roman" w:cs="Times New Roman"/>
+        </w:rPr>
+      </w:pPr>
+      <w:r>
+        <w:rPr>
+          <w:rFonts w:ascii="Times New Roman" w:hAnsi="Times New Roman" w:cs="Times New Roman"/>
+        </w:rPr>
+        <w:t>August -&gt; Tháng 8</w:t>
+      </w:r>
+    </w:p>
+    <w:p>
+      <w:pPr>
+        <w:rPr>
+          <w:rFonts w:ascii="Times New Roman" w:hAnsi="Times New Roman" w:cs="Times New Roman"/>
+        </w:rPr>
+      </w:pPr>
+      <w:r>
+        <w:rPr>
+          <w:rFonts w:ascii="Times New Roman" w:hAnsi="Times New Roman" w:cs="Times New Roman"/>
+        </w:rPr>
+        <w:t>September -&gt; Tháng 9</w:t>
+      </w:r>
+    </w:p>
+    <w:p>
+      <w:pPr>
+        <w:rPr>
+          <w:rFonts w:ascii="Times New Roman" w:hAnsi="Times New Roman" w:cs="Times New Roman"/>
+        </w:rPr>
+      </w:pPr>
+      <w:r>
+        <w:rPr>
+          <w:rFonts w:ascii="Times New Roman" w:hAnsi="Times New Roman" w:cs="Times New Roman"/>
+        </w:rPr>
+        <w:t>October -&gt; Tháng 10</w:t>
+      </w:r>
+    </w:p>
+    <w:p>
+      <w:pPr>
+        <w:rPr>
+          <w:rFonts w:ascii="Times New Roman" w:hAnsi="Times New Roman" w:cs="Times New Roman"/>
+        </w:rPr>
+      </w:pPr>
+      <w:r>
+        <w:rPr>
+          <w:rFonts w:ascii="Times New Roman" w:hAnsi="Times New Roman" w:cs="Times New Roman"/>
+        </w:rPr>
+        <w:t>November -&gt; Tháng 11</w:t>
+      </w:r>
+    </w:p>
+    <w:p>
+      <w:pPr>
+        <w:rPr>
+          <w:rFonts w:ascii="Times New Roman" w:hAnsi="Times New Roman" w:cs="Times New Roman"/>
+        </w:rPr>
+      </w:pPr>
+      <w:r>
+        <w:rPr>
+          <w:rFonts w:ascii="Times New Roman" w:hAnsi="Times New Roman" w:cs="Times New Roman"/>
+        </w:rPr>
+        <w:t>December -&gt; Tháng 12</w:t>
+      </w:r>
+    </w:p>
+    <w:p>
+      <w:pPr>
+        <w:rPr>
+          <w:rFonts w:ascii="Times New Roman" w:hAnsi="Times New Roman" w:cs="Times New Roman"/>
+        </w:rPr>
+      </w:pPr>
+      <w:r>
+        <w:rPr>
+          <w:rFonts w:ascii="Times New Roman" w:hAnsi="Times New Roman" w:cs="Times New Roman"/>
+        </w:rPr>
+        <w:t>11 HỎI VỀ  NGÀY THÁNG</w:t>
+      </w:r>
+    </w:p>
+    <w:p>
+      <w:pPr>
+        <w:rPr>
+          <w:rFonts w:ascii="Times New Roman" w:hAnsi="Times New Roman" w:cs="Times New Roman"/>
+        </w:rPr>
+      </w:pPr>
+      <w:r>
+        <w:rPr>
+          <w:rFonts w:ascii="Times New Roman" w:hAnsi="Times New Roman" w:cs="Times New Roman"/>
+        </w:rPr>
+        <w:t>What day is it today? -&gt; Hôm nay là thứ mấy?</w:t>
+      </w:r>
+    </w:p>
+    <w:p>
+      <w:pPr>
+        <w:rPr>
+          <w:rFonts w:ascii="Times New Roman" w:hAnsi="Times New Roman" w:cs="Times New Roman"/>
+        </w:rPr>
+      </w:pPr>
+      <w:r>
+        <w:rPr>
+          <w:rFonts w:ascii="Times New Roman" w:hAnsi="Times New Roman" w:cs="Times New Roman"/>
+        </w:rPr>
+        <w:t>What’s the date today? Hôm nay là ngày bao nhiêu?</w:t>
+      </w:r>
+    </w:p>
+    <w:p>
+      <w:pPr>
+        <w:rPr>
+          <w:rFonts w:ascii="Times New Roman" w:hAnsi="Times New Roman" w:cs="Times New Roman"/>
+        </w:rPr>
+      </w:pPr>
+      <w:r>
+        <w:rPr>
+          <w:rFonts w:ascii="Times New Roman" w:hAnsi="Times New Roman" w:cs="Times New Roman"/>
+        </w:rPr>
+        <w:t>When is your birthday? -&gt; Sinh nhật của bạn là khi nào?</w:t>
+      </w:r>
+    </w:p>
+    <w:p>
+      <w:pPr>
+        <w:rPr>
+          <w:rFonts w:ascii="Times New Roman" w:hAnsi="Times New Roman" w:cs="Times New Roman"/>
+        </w:rPr>
+      </w:pPr>
+      <w:r>
+        <w:rPr>
+          <w:rFonts w:ascii="Times New Roman" w:hAnsi="Times New Roman" w:cs="Times New Roman"/>
+        </w:rPr>
+        <w:t>Ví dụ</w:t>
+      </w:r>
+    </w:p>
+    <w:p>
+      <w:pPr>
+        <w:rPr>
+          <w:rFonts w:ascii="Times New Roman" w:hAnsi="Times New Roman" w:cs="Times New Roman"/>
+        </w:rPr>
+      </w:pPr>
+      <w:r>
+        <w:rPr>
+          <w:rFonts w:ascii="Times New Roman" w:hAnsi="Times New Roman" w:cs="Times New Roman"/>
+        </w:rPr>
+        <w:t>Today is Monday. -&gt;</w:t>
+      </w:r>
+      <w:r>
+        <w:rPr>
+          <w:rFonts w:ascii="Times New Roman" w:hAnsi="Times New Roman" w:cs="Times New Roman"/>
+        </w:rPr>
+        <w:t xml:space="preserve"> hôm nay là thứ Hai</w:t>
+      </w:r>
+    </w:p>
+    <w:p>
+      <w:pPr>
+        <w:rPr>
+          <w:rFonts w:ascii="Times New Roman" w:hAnsi="Times New Roman" w:cs="Times New Roman"/>
+        </w:rPr>
+      </w:pPr>
+      <w:r>
+        <w:rPr>
+          <w:rFonts w:ascii="Times New Roman" w:hAnsi="Times New Roman" w:cs="Times New Roman"/>
+        </w:rPr>
+        <w:t>Today is May fifteenth. -&gt; hôm nay là ngày 15 tháng 5.</w:t>
+      </w:r>
+    </w:p>
+    <w:p>
+      <w:pPr>
+        <w:rPr>
+          <w:rFonts w:ascii="Times New Roman" w:hAnsi="Times New Roman" w:cs="Times New Roman"/>
+        </w:rPr>
+      </w:pPr>
+      <w:r>
+        <w:rPr>
+          <w:rFonts w:ascii="Times New Roman" w:hAnsi="Times New Roman" w:cs="Times New Roman"/>
+        </w:rPr>
+        <w:t>My birthday is on August tenth. -&gt;Sinh nhật tôi là ngày 10 tháng 8</w:t>
+      </w:r>
+    </w:p>
+    <w:p>
+      <w:pPr>
+        <w:rPr>
+          <w:rFonts w:ascii="Times New Roman" w:hAnsi="Times New Roman" w:cs="Times New Roman"/>
+        </w:rPr>
+      </w:pPr>
+      <w:r>
+        <w:rPr>
+          <w:rFonts w:ascii="Times New Roman" w:hAnsi="Times New Roman" w:cs="Times New Roman"/>
+        </w:rPr>
+        <w:t>12. GhI NHỚ</w:t>
+      </w:r>
+    </w:p>
+    <w:p>
+      <w:pPr>
+        <w:rPr>
+          <w:rFonts w:ascii="Times New Roman" w:hAnsi="Times New Roman" w:cs="Times New Roman"/>
+        </w:rPr>
+      </w:pPr>
+      <w:r>
+        <w:rPr>
+          <w:rFonts w:ascii="Times New Roman" w:hAnsi="Times New Roman" w:cs="Times New Roman"/>
+        </w:rPr>
+        <w:t>Past = sau</w:t>
+      </w:r>
+    </w:p>
+    <w:p>
+      <w:pPr>
+        <w:rPr>
+          <w:rFonts w:ascii="Times New Roman" w:hAnsi="Times New Roman" w:cs="Times New Roman"/>
+        </w:rPr>
+      </w:pPr>
+      <w:r>
+        <w:rPr>
+          <w:rFonts w:ascii="Times New Roman" w:hAnsi="Times New Roman" w:cs="Times New Roman"/>
+        </w:rPr>
+        <w:t>To = kém</w:t>
+      </w:r>
+    </w:p>
+    <w:p>
+      <w:pPr>
+        <w:rPr>
+          <w:rFonts w:ascii="Times New Roman" w:hAnsi="Times New Roman" w:cs="Times New Roman"/>
+        </w:rPr>
+      </w:pPr>
+      <w:r>
+        <w:rPr>
+          <w:rFonts w:ascii="Times New Roman" w:hAnsi="Times New Roman" w:cs="Times New Roman"/>
+        </w:rPr>
+        <w:t>Half = 30</w:t>
+      </w:r>
+      <w:r>
+        <w:rPr>
+          <w:rFonts w:ascii="Times New Roman" w:hAnsi="Times New Roman" w:cs="Times New Roman"/>
+        </w:rPr>
+        <w:t xml:space="preserve"> phút</w:t>
+      </w:r>
+    </w:p>
+    <w:p>
+      <w:pPr>
+        <w:rPr>
+          <w:rFonts w:ascii="Times New Roman" w:hAnsi="Times New Roman" w:cs="Times New Roman"/>
+        </w:rPr>
+      </w:pPr>
+      <w:r>
+        <w:rPr>
+          <w:rFonts w:ascii="Times New Roman" w:hAnsi="Times New Roman" w:cs="Times New Roman"/>
+        </w:rPr>
         <w:lastRenderedPageBreak/>
-        <w:t>10. THÁNG TRONG NĂM</w:t>
-      </w:r>
-    </w:p>
-    <w:p>
-      <w:pPr>
-        <w:rPr>
-          <w:rFonts w:ascii="Times New Roman" w:hAnsi="Times New Roman" w:cs="Times New Roman"/>
-        </w:rPr>
-      </w:pPr>
-      <w:r>
-        <w:rPr>
-          <w:rFonts w:ascii="Times New Roman" w:hAnsi="Times New Roman" w:cs="Times New Roman"/>
-        </w:rPr>
-        <w:t>January -&gt; Tháng 1</w:t>
-      </w:r>
-    </w:p>
-    <w:p>
-      <w:pPr>
-        <w:rPr>
-          <w:rFonts w:ascii="Times New Roman" w:hAnsi="Times New Roman" w:cs="Times New Roman"/>
-        </w:rPr>
-      </w:pPr>
-      <w:r>
-        <w:rPr>
-          <w:rFonts w:ascii="Times New Roman" w:hAnsi="Times New Roman" w:cs="Times New Roman"/>
-        </w:rPr>
-        <w:t>February -&gt; Tháng 2</w:t>
-      </w:r>
-    </w:p>
-    <w:p>
-      <w:pPr>
-        <w:rPr>
-          <w:rFonts w:ascii="Times New Roman" w:hAnsi="Times New Roman" w:cs="Times New Roman"/>
-        </w:rPr>
-      </w:pPr>
-      <w:r>
-        <w:rPr>
-          <w:rFonts w:ascii="Times New Roman" w:hAnsi="Times New Roman" w:cs="Times New Roman"/>
-        </w:rPr>
-        <w:t xml:space="preserve">March -&gt; Tháng 3 </w:t>
-      </w:r>
-    </w:p>
-    <w:p>
-      <w:pPr>
-        <w:rPr>
-          <w:rFonts w:ascii="Times New Roman" w:hAnsi="Times New Roman" w:cs="Times New Roman"/>
-        </w:rPr>
-      </w:pPr>
-      <w:r>
-        <w:rPr>
-          <w:rFonts w:ascii="Times New Roman" w:hAnsi="Times New Roman" w:cs="Times New Roman"/>
-        </w:rPr>
-        <w:t>April -&gt;tháng 4</w:t>
-      </w:r>
-    </w:p>
-    <w:p>
-      <w:pPr>
-        <w:rPr>
-          <w:rFonts w:ascii="Times New Roman" w:hAnsi="Times New Roman" w:cs="Times New Roman"/>
-        </w:rPr>
-      </w:pPr>
-      <w:r>
-        <w:rPr>
-          <w:rFonts w:ascii="Times New Roman" w:hAnsi="Times New Roman" w:cs="Times New Roman"/>
-        </w:rPr>
-        <w:t>May -&gt; Tháng 5</w:t>
-      </w:r>
-    </w:p>
-    <w:p>
-      <w:pPr>
-        <w:rPr>
-          <w:rFonts w:ascii="Times New Roman" w:hAnsi="Times New Roman" w:cs="Times New Roman"/>
-        </w:rPr>
-      </w:pPr>
-      <w:r>
-        <w:rPr>
-          <w:rFonts w:ascii="Times New Roman" w:hAnsi="Times New Roman" w:cs="Times New Roman"/>
-        </w:rPr>
-        <w:t>June -&gt; tháng 6</w:t>
-      </w:r>
-    </w:p>
-    <w:p>
-      <w:pPr>
-        <w:rPr>
-          <w:rFonts w:ascii="Times New Roman" w:hAnsi="Times New Roman" w:cs="Times New Roman"/>
-        </w:rPr>
-      </w:pPr>
-      <w:r>
-        <w:rPr>
-          <w:rFonts w:ascii="Times New Roman" w:hAnsi="Times New Roman" w:cs="Times New Roman"/>
-        </w:rPr>
-        <w:t>July -&gt; tháng 7</w:t>
-      </w:r>
-    </w:p>
-    <w:p>
-      <w:pPr>
-        <w:rPr>
-          <w:rFonts w:ascii="Times New Roman" w:hAnsi="Times New Roman" w:cs="Times New Roman"/>
-        </w:rPr>
-      </w:pPr>
-      <w:r>
-        <w:rPr>
-          <w:rFonts w:ascii="Times New Roman" w:hAnsi="Times New Roman" w:cs="Times New Roman"/>
-        </w:rPr>
-        <w:t>August -&gt; Tháng 8</w:t>
-      </w:r>
-    </w:p>
-    <w:p>
-      <w:pPr>
-        <w:rPr>
-          <w:rFonts w:ascii="Times New Roman" w:hAnsi="Times New Roman" w:cs="Times New Roman"/>
-        </w:rPr>
-      </w:pPr>
-      <w:r>
-        <w:rPr>
-          <w:rFonts w:ascii="Times New Roman" w:hAnsi="Times New Roman" w:cs="Times New Roman"/>
-        </w:rPr>
-        <w:t>September -&gt; Tháng 9</w:t>
-      </w:r>
-    </w:p>
-    <w:p>
-      <w:pPr>
-        <w:rPr>
-          <w:rFonts w:ascii="Times New Roman" w:hAnsi="Times New Roman" w:cs="Times New Roman"/>
-        </w:rPr>
-      </w:pPr>
-      <w:r>
-        <w:rPr>
-          <w:rFonts w:ascii="Times New Roman" w:hAnsi="Times New Roman" w:cs="Times New Roman"/>
-        </w:rPr>
-        <w:t>October -&gt; Tháng 10</w:t>
-      </w:r>
-    </w:p>
-    <w:p>
-      <w:pPr>
-        <w:rPr>
-          <w:rFonts w:ascii="Times New Roman" w:hAnsi="Times New Roman" w:cs="Times New Roman"/>
-        </w:rPr>
-      </w:pPr>
-      <w:r>
-        <w:rPr>
-          <w:rFonts w:ascii="Times New Roman" w:hAnsi="Times New Roman" w:cs="Times New Roman"/>
-        </w:rPr>
-        <w:t>November -&gt; Tháng 11</w:t>
-      </w:r>
-    </w:p>
-    <w:p>
-      <w:pPr>
-        <w:rPr>
-          <w:rFonts w:ascii="Times New Roman" w:hAnsi="Times New Roman" w:cs="Times New Roman"/>
-        </w:rPr>
-      </w:pPr>
-      <w:r>
-        <w:rPr>
-          <w:rFonts w:ascii="Times New Roman" w:hAnsi="Times New Roman" w:cs="Times New Roman"/>
-        </w:rPr>
-        <w:t>December -&gt; Tháng 12</w:t>
-      </w:r>
-    </w:p>
-    <w:p>
-      <w:pPr>
-        <w:rPr>
-          <w:rFonts w:ascii="Times New Roman" w:hAnsi="Times New Roman" w:cs="Times New Roman"/>
-        </w:rPr>
-      </w:pPr>
-      <w:r>
-        <w:rPr>
-          <w:rFonts w:ascii="Times New Roman" w:hAnsi="Times New Roman" w:cs="Times New Roman"/>
-        </w:rPr>
-        <w:t>11 HỎI VỀ  NGÀY THÁNG</w:t>
-      </w:r>
-    </w:p>
-    <w:p>
-      <w:pPr>
-        <w:rPr>
-          <w:rFonts w:ascii="Times New Roman" w:hAnsi="Times New Roman" w:cs="Times New Roman"/>
-        </w:rPr>
-      </w:pPr>
-      <w:r>
-        <w:rPr>
-          <w:rFonts w:ascii="Times New Roman" w:hAnsi="Times New Roman" w:cs="Times New Roman"/>
-        </w:rPr>
-        <w:t>What day is it today? -&gt; Hôm nay là thứ mấy?</w:t>
-      </w:r>
-    </w:p>
-    <w:p>
-      <w:pPr>
-        <w:rPr>
-          <w:rFonts w:ascii="Times New Roman" w:hAnsi="Times New Roman" w:cs="Times New Roman"/>
-        </w:rPr>
-      </w:pPr>
-      <w:r>
-        <w:rPr>
-          <w:rFonts w:ascii="Times New Roman" w:hAnsi="Times New Roman" w:cs="Times New Roman"/>
-        </w:rPr>
-        <w:t>What’s the date today? Hôm nay là ngày bao nhiêu?</w:t>
-      </w:r>
-    </w:p>
-    <w:p>
-      <w:pPr>
-        <w:rPr>
-          <w:rFonts w:ascii="Times New Roman" w:hAnsi="Times New Roman" w:cs="Times New Roman"/>
-        </w:rPr>
-      </w:pPr>
-      <w:r>
-        <w:rPr>
-          <w:rFonts w:ascii="Times New Roman" w:hAnsi="Times New Roman" w:cs="Times New Roman"/>
-        </w:rPr>
-        <w:t>When is your birthday? -&gt; Sinh nhật của bạn là khi nào?</w:t>
-      </w:r>
-    </w:p>
-    <w:p>
-      <w:pPr>
-        <w:rPr>
-          <w:rFonts w:ascii="Times New Roman" w:hAnsi="Times New Roman" w:cs="Times New Roman"/>
-        </w:rPr>
-      </w:pPr>
-      <w:r>
-        <w:rPr>
-          <w:rFonts w:ascii="Times New Roman" w:hAnsi="Times New Roman" w:cs="Times New Roman"/>
-        </w:rPr>
-        <w:t>Ví dụ</w:t>
-      </w:r>
-    </w:p>
-    <w:p>
-      <w:pPr>
-        <w:rPr>
-          <w:rFonts w:ascii="Times New Roman" w:hAnsi="Times New Roman" w:cs="Times New Roman"/>
-        </w:rPr>
-      </w:pPr>
-      <w:r>
-        <w:rPr>
-          <w:rFonts w:ascii="Times New Roman" w:hAnsi="Times New Roman" w:cs="Times New Roman"/>
-        </w:rPr>
-        <w:t>Today is Monday. -&gt;</w:t>
-      </w:r>
-      <w:r>
-        <w:rPr>
-          <w:rFonts w:ascii="Times New Roman" w:hAnsi="Times New Roman" w:cs="Times New Roman"/>
-        </w:rPr>
-        <w:t xml:space="preserve"> hôm nay là thứ Hai</w:t>
-      </w:r>
-    </w:p>
-    <w:p>
-      <w:pPr>
-        <w:rPr>
-          <w:rFonts w:ascii="Times New Roman" w:hAnsi="Times New Roman" w:cs="Times New Roman"/>
-        </w:rPr>
-      </w:pPr>
-      <w:r>
-        <w:rPr>
-          <w:rFonts w:ascii="Times New Roman" w:hAnsi="Times New Roman" w:cs="Times New Roman"/>
-        </w:rPr>
-        <w:t>Today is May fifteenth. -&gt; hôm nay là ngày 15 tháng 5.</w:t>
-      </w:r>
-    </w:p>
-    <w:p>
-      <w:pPr>
-        <w:rPr>
-          <w:rFonts w:ascii="Times New Roman" w:hAnsi="Times New Roman" w:cs="Times New Roman"/>
-        </w:rPr>
-      </w:pPr>
-      <w:r>
-        <w:rPr>
-          <w:rFonts w:ascii="Times New Roman" w:hAnsi="Times New Roman" w:cs="Times New Roman"/>
-        </w:rPr>
-        <w:t>My birthday is on August tenth. -&gt;Sinh nhật tôi là ngày 10 tháng 8</w:t>
-      </w:r>
-    </w:p>
-    <w:p>
-      <w:pPr>
-        <w:rPr>
-          <w:rFonts w:ascii="Times New Roman" w:hAnsi="Times New Roman" w:cs="Times New Roman"/>
-        </w:rPr>
-      </w:pPr>
-      <w:r>
-        <w:rPr>
-          <w:rFonts w:ascii="Times New Roman" w:hAnsi="Times New Roman" w:cs="Times New Roman"/>
-        </w:rPr>
-        <w:t>12. GhI NHỚ</w:t>
-      </w:r>
-    </w:p>
-    <w:p>
-      <w:pPr>
-        <w:rPr>
-          <w:rFonts w:ascii="Times New Roman" w:hAnsi="Times New Roman" w:cs="Times New Roman"/>
-        </w:rPr>
-      </w:pPr>
-      <w:r>
-        <w:rPr>
-          <w:rFonts w:ascii="Times New Roman" w:hAnsi="Times New Roman" w:cs="Times New Roman"/>
-        </w:rPr>
-        <w:t>Past = sau</w:t>
-      </w:r>
-    </w:p>
-    <w:p>
-      <w:pPr>
-        <w:rPr>
-          <w:rFonts w:ascii="Times New Roman" w:hAnsi="Times New Roman" w:cs="Times New Roman"/>
-        </w:rPr>
-      </w:pPr>
-      <w:r>
-        <w:rPr>
-          <w:rFonts w:ascii="Times New Roman" w:hAnsi="Times New Roman" w:cs="Times New Roman"/>
-        </w:rPr>
-        <w:t>To = kém</w:t>
-      </w:r>
-    </w:p>
-    <w:p>
-      <w:pPr>
-        <w:rPr>
-          <w:rFonts w:ascii="Times New Roman" w:hAnsi="Times New Roman" w:cs="Times New Roman"/>
-        </w:rPr>
-      </w:pPr>
-      <w:r>
-        <w:rPr>
-          <w:rFonts w:ascii="Times New Roman" w:hAnsi="Times New Roman" w:cs="Times New Roman"/>
-        </w:rPr>
-        <w:t>Half = 30</w:t>
-      </w:r>
-      <w:r>
-        <w:rPr>
-          <w:rFonts w:ascii="Times New Roman" w:hAnsi="Times New Roman" w:cs="Times New Roman"/>
-        </w:rPr>
-        <w:t xml:space="preserve"> phút</w:t>
-      </w:r>
-    </w:p>
-    <w:p>
-      <w:pPr>
-        <w:rPr>
-          <w:rFonts w:ascii="Times New Roman" w:hAnsi="Times New Roman" w:cs="Times New Roman"/>
-        </w:rPr>
-      </w:pPr>
-      <w:r>
-        <w:rPr>
-          <w:rFonts w:ascii="Times New Roman" w:hAnsi="Times New Roman" w:cs="Times New Roman"/>
-        </w:rPr>
         <w:t>A quarter = 15 phút</w:t>
       </w:r>
     </w:p>
